--- a/report/appendices/wordtemplate-appendix.docx
+++ b/report/appendices/wordtemplate-appendix.docx
@@ -602,64 +602,25 @@
         <w:pStyle w:val="BodyText"/>
       </w:pPr>
       <w:r>
-        <w:t xml:space="preserve">This is the first section of my template. I will use this template to manually edit the styles of my </w:t>
-      </w:r>
-      <w:proofErr w:type="spellStart"/>
-      <w:r>
-        <w:t>Rmarkdown</w:t>
-      </w:r>
-      <w:proofErr w:type="spellEnd"/>
-      <w:r>
-        <w:t xml:space="preserve"> documents. Then using the </w:t>
-      </w:r>
-      <w:proofErr w:type="spellStart"/>
+        <w:t xml:space="preserve">This is the first section of my template. I will use this template to manually edit the styles of my Rmarkdown documents. Then using the </w:t>
+      </w:r>
       <w:r>
         <w:rPr>
           <w:rStyle w:val="VerbatimChar"/>
         </w:rPr>
         <w:t>reference_docx</w:t>
       </w:r>
-      <w:proofErr w:type="spellEnd"/>
-      <w:r>
-        <w:t xml:space="preserve"> option in the YAML </w:t>
-      </w:r>
-      <w:proofErr w:type="gramStart"/>
-      <w:r>
-        <w:t xml:space="preserve">of </w:t>
+      <w:r>
+        <w:t xml:space="preserve"> option in the YAML of </w:t>
       </w:r>
       <w:r>
         <w:rPr>
           <w:rStyle w:val="VerbatimChar"/>
         </w:rPr>
-        <w:t>.</w:t>
-      </w:r>
-      <w:proofErr w:type="spellStart"/>
-      <w:r>
-        <w:rPr>
-          <w:rStyle w:val="VerbatimChar"/>
-        </w:rPr>
-        <w:t>Rmd</w:t>
-      </w:r>
-      <w:proofErr w:type="spellEnd"/>
-      <w:proofErr w:type="gramEnd"/>
-      <w:r>
-        <w:t xml:space="preserve"> documents I can have </w:t>
-      </w:r>
-      <w:proofErr w:type="gramStart"/>
-      <w:r>
-        <w:t>all of</w:t>
-      </w:r>
-      <w:proofErr w:type="gramEnd"/>
-      <w:r>
-        <w:t xml:space="preserve"> my </w:t>
-      </w:r>
-      <w:proofErr w:type="spellStart"/>
-      <w:r>
-        <w:t>Rmarkdown</w:t>
-      </w:r>
-      <w:proofErr w:type="spellEnd"/>
-      <w:r>
-        <w:t xml:space="preserve"> documents look and feel a certain way.</w:t>
+        <w:t>.Rmd</w:t>
+      </w:r>
+      <w:r>
+        <w:t xml:space="preserve"> documents I can have all of my Rmarkdown documents look and feel a certain way.</w:t>
       </w:r>
     </w:p>
     <w:p>
@@ -684,15 +645,7 @@
         <w:t>ink</w:t>
       </w:r>
       <w:r>
-        <w:t xml:space="preserve"> the </w:t>
-      </w:r>
-      <w:proofErr w:type="spellStart"/>
-      <w:r>
-        <w:t>Rmarkdown</w:t>
-      </w:r>
-      <w:proofErr w:type="spellEnd"/>
-      <w:r>
-        <w:t xml:space="preserve"> defaults for word documents are so ugly. I want to change the blue headings to black, add page numbering, and center align figures and tables.</w:t>
+        <w:t xml:space="preserve"> the Rmarkdown defaults for word documents are so ugly. I want to change the blue headings to black, add page numbering, and center align figures and tables.</w:t>
       </w:r>
     </w:p>
     <w:p>
@@ -717,16 +670,12 @@
         </w:rPr>
         <w:t xml:space="preserve"> </w:t>
       </w:r>
-      <w:proofErr w:type="spellStart"/>
-      <w:proofErr w:type="gramStart"/>
       <w:r>
         <w:rPr>
           <w:rStyle w:val="FunctionTok"/>
         </w:rPr>
         <w:t>data.frame</w:t>
       </w:r>
-      <w:proofErr w:type="spellEnd"/>
-      <w:proofErr w:type="gramEnd"/>
       <w:r>
         <w:rPr>
           <w:rStyle w:val="NormalTok"/>
@@ -745,7 +694,6 @@
         </w:rPr>
         <w:t xml:space="preserve"> </w:t>
       </w:r>
-      <w:proofErr w:type="gramStart"/>
       <w:r>
         <w:rPr>
           <w:rStyle w:val="FunctionTok"/>
@@ -758,7 +706,6 @@
         </w:rPr>
         <w:t>(</w:t>
       </w:r>
-      <w:proofErr w:type="gramEnd"/>
       <w:r>
         <w:rPr>
           <w:rStyle w:val="StringTok"/>
@@ -804,19 +751,11 @@
         </w:rPr>
         <w:t xml:space="preserve">                  </w:t>
       </w:r>
-      <w:proofErr w:type="spellStart"/>
       <w:r>
         <w:rPr>
           <w:rStyle w:val="AttributeTok"/>
         </w:rPr>
-        <w:t>ugly_score</w:t>
-      </w:r>
-      <w:proofErr w:type="spellEnd"/>
-      <w:r>
-        <w:rPr>
-          <w:rStyle w:val="AttributeTok"/>
-        </w:rPr>
-        <w:t xml:space="preserve"> =</w:t>
+        <w:t>ugly_score =</w:t>
       </w:r>
       <w:r>
         <w:rPr>
@@ -824,7 +763,6 @@
         </w:rPr>
         <w:t xml:space="preserve"> </w:t>
       </w:r>
-      <w:proofErr w:type="gramStart"/>
       <w:r>
         <w:rPr>
           <w:rStyle w:val="FunctionTok"/>
@@ -837,7 +775,6 @@
         </w:rPr>
         <w:t>(</w:t>
       </w:r>
-      <w:proofErr w:type="gramEnd"/>
       <w:r>
         <w:rPr>
           <w:rStyle w:val="DecValTok"/>
@@ -877,41 +814,29 @@
       <w:r>
         <w:br/>
       </w:r>
-      <w:proofErr w:type="spellStart"/>
-      <w:proofErr w:type="gramStart"/>
       <w:r>
         <w:rPr>
           <w:rStyle w:val="NormalTok"/>
         </w:rPr>
         <w:t>knitr</w:t>
       </w:r>
-      <w:proofErr w:type="spellEnd"/>
       <w:r>
         <w:rPr>
           <w:rStyle w:val="SpecialCharTok"/>
         </w:rPr>
         <w:t>::</w:t>
       </w:r>
-      <w:proofErr w:type="spellStart"/>
       <w:r>
         <w:rPr>
           <w:rStyle w:val="FunctionTok"/>
         </w:rPr>
         <w:t>kable</w:t>
       </w:r>
-      <w:proofErr w:type="spellEnd"/>
       <w:r>
         <w:rPr>
           <w:rStyle w:val="NormalTok"/>
         </w:rPr>
-        <w:t>(</w:t>
-      </w:r>
-      <w:proofErr w:type="gramEnd"/>
-      <w:r>
-        <w:rPr>
-          <w:rStyle w:val="NormalTok"/>
-        </w:rPr>
-        <w:t xml:space="preserve">tab, </w:t>
+        <w:t xml:space="preserve">(tab, </w:t>
       </w:r>
       <w:r>
         <w:rPr>
@@ -929,29 +854,7 @@
         <w:rPr>
           <w:rStyle w:val="StringTok"/>
         </w:rPr>
-        <w:t xml:space="preserve">"Ugliness scores for the three output types </w:t>
-      </w:r>
-      <w:proofErr w:type="gramStart"/>
-      <w:r>
-        <w:rPr>
-          <w:rStyle w:val="StringTok"/>
-        </w:rPr>
-        <w:t>of .</w:t>
-      </w:r>
-      <w:proofErr w:type="spellStart"/>
-      <w:r>
-        <w:rPr>
-          <w:rStyle w:val="StringTok"/>
-        </w:rPr>
-        <w:t>rmd</w:t>
-      </w:r>
-      <w:proofErr w:type="spellEnd"/>
-      <w:proofErr w:type="gramEnd"/>
-      <w:r>
-        <w:rPr>
-          <w:rStyle w:val="StringTok"/>
-        </w:rPr>
-        <w:t xml:space="preserve"> documents."</w:t>
+        <w:t>"Ugliness scores for the three output types of .rmd documents."</w:t>
       </w:r>
       <w:r>
         <w:rPr>
@@ -965,20 +868,7 @@
         <w:pStyle w:val="TableCaption"/>
       </w:pPr>
       <w:r>
-        <w:t xml:space="preserve">Ugliness scores for the three output types </w:t>
-      </w:r>
-      <w:proofErr w:type="gramStart"/>
-      <w:r>
-        <w:t>of .</w:t>
-      </w:r>
-      <w:proofErr w:type="spellStart"/>
-      <w:r>
-        <w:t>rmd</w:t>
-      </w:r>
-      <w:proofErr w:type="spellEnd"/>
-      <w:proofErr w:type="gramEnd"/>
-      <w:r>
-        <w:t xml:space="preserve"> documents.</w:t>
+        <w:t>Ugliness scores for the three output types of .rmd documents.</w:t>
       </w:r>
     </w:p>
     <w:tbl>
@@ -1003,14 +893,8 @@
           <w:p>
             <w:pPr>
               <w:pStyle w:val="Compact"/>
-              <w:rPr>
-                <w:szCs w:val="20"/>
-              </w:rPr>
             </w:pPr>
             <w:r>
-              <w:rPr>
-                <w:szCs w:val="20"/>
-              </w:rPr>
               <w:t>output</w:t>
             </w:r>
           </w:p>
@@ -1022,18 +906,10 @@
           <w:p>
             <w:pPr>
               <w:pStyle w:val="Compact"/>
-              <w:rPr>
-                <w:szCs w:val="20"/>
-              </w:rPr>
             </w:pPr>
-            <w:proofErr w:type="spellStart"/>
-            <w:r>
-              <w:rPr>
-                <w:szCs w:val="20"/>
-              </w:rPr>
+            <w:r>
               <w:t>ugly_score</w:t>
             </w:r>
-            <w:proofErr w:type="spellEnd"/>
           </w:p>
         </w:tc>
       </w:tr>
@@ -1045,14 +921,8 @@
           <w:p>
             <w:pPr>
               <w:pStyle w:val="Compact"/>
-              <w:rPr>
-                <w:szCs w:val="20"/>
-              </w:rPr>
             </w:pPr>
             <w:r>
-              <w:rPr>
-                <w:szCs w:val="20"/>
-              </w:rPr>
               <w:t>PDF</w:t>
             </w:r>
           </w:p>
@@ -1064,14 +934,8 @@
           <w:p>
             <w:pPr>
               <w:pStyle w:val="Compact"/>
-              <w:rPr>
-                <w:szCs w:val="20"/>
-              </w:rPr>
             </w:pPr>
             <w:r>
-              <w:rPr>
-                <w:szCs w:val="20"/>
-              </w:rPr>
               <w:t>1</w:t>
             </w:r>
           </w:p>
@@ -1085,14 +949,8 @@
           <w:p>
             <w:pPr>
               <w:pStyle w:val="Compact"/>
-              <w:rPr>
-                <w:szCs w:val="20"/>
-              </w:rPr>
             </w:pPr>
             <w:r>
-              <w:rPr>
-                <w:szCs w:val="20"/>
-              </w:rPr>
               <w:t>HTML</w:t>
             </w:r>
           </w:p>
@@ -1104,14 +962,8 @@
           <w:p>
             <w:pPr>
               <w:pStyle w:val="Compact"/>
-              <w:rPr>
-                <w:szCs w:val="20"/>
-              </w:rPr>
             </w:pPr>
             <w:r>
-              <w:rPr>
-                <w:szCs w:val="20"/>
-              </w:rPr>
               <w:t>4</w:t>
             </w:r>
           </w:p>
@@ -1128,14 +980,8 @@
           <w:p>
             <w:pPr>
               <w:pStyle w:val="Compact"/>
-              <w:rPr>
-                <w:szCs w:val="20"/>
-              </w:rPr>
             </w:pPr>
             <w:r>
-              <w:rPr>
-                <w:szCs w:val="20"/>
-              </w:rPr>
               <w:t>Word</w:t>
             </w:r>
           </w:p>
@@ -1147,14 +993,8 @@
           <w:p>
             <w:pPr>
               <w:pStyle w:val="Compact"/>
-              <w:rPr>
-                <w:szCs w:val="20"/>
-              </w:rPr>
             </w:pPr>
             <w:r>
-              <w:rPr>
-                <w:szCs w:val="20"/>
-              </w:rPr>
               <w:t>10</w:t>
             </w:r>
           </w:p>
@@ -1187,14 +1027,9 @@
       </w:pPr>
       <w:bookmarkStart w:id="6" w:name="_Toc110932007"/>
       <w:bookmarkStart w:id="7" w:name="subsubheading-1"/>
-      <w:proofErr w:type="spellStart"/>
       <w:r>
         <w:lastRenderedPageBreak/>
-        <w:t>Subsubheading</w:t>
-      </w:r>
-      <w:proofErr w:type="spellEnd"/>
-      <w:r>
-        <w:t xml:space="preserve"> 1</w:t>
+        <w:t>Subsubheading 1</w:t>
       </w:r>
       <w:bookmarkEnd w:id="6"/>
     </w:p>
@@ -1213,13 +1048,8 @@
       <w:bookmarkStart w:id="8" w:name="_Toc110932008"/>
       <w:bookmarkStart w:id="9" w:name="subsubheading-2"/>
       <w:bookmarkEnd w:id="7"/>
-      <w:proofErr w:type="spellStart"/>
-      <w:r>
-        <w:t>Subsubheading</w:t>
-      </w:r>
-      <w:proofErr w:type="spellEnd"/>
-      <w:r>
-        <w:t xml:space="preserve"> 2</w:t>
+      <w:r>
+        <w:t>Subsubheading 2</w:t>
       </w:r>
       <w:bookmarkEnd w:id="8"/>
     </w:p>
@@ -1297,13 +1127,8 @@
       <w:bookmarkStart w:id="10" w:name="_Toc110932009"/>
       <w:bookmarkStart w:id="11" w:name="subsubheading-3"/>
       <w:bookmarkEnd w:id="9"/>
-      <w:proofErr w:type="spellStart"/>
-      <w:r>
-        <w:t>Subsubheading</w:t>
-      </w:r>
-      <w:proofErr w:type="spellEnd"/>
-      <w:r>
-        <w:t xml:space="preserve"> 3</w:t>
+      <w:r>
+        <w:t>Subsubheading 3</w:t>
       </w:r>
       <w:bookmarkEnd w:id="10"/>
     </w:p>
@@ -1362,13 +1187,8 @@
       <w:bookmarkStart w:id="12" w:name="_Toc110932010"/>
       <w:bookmarkStart w:id="13" w:name="subsubheading-4"/>
       <w:bookmarkEnd w:id="11"/>
-      <w:proofErr w:type="spellStart"/>
-      <w:r>
-        <w:t>Subsubheading</w:t>
-      </w:r>
-      <w:proofErr w:type="spellEnd"/>
-      <w:r>
-        <w:t xml:space="preserve"> 4</w:t>
+      <w:r>
+        <w:t>Subsubheading 4</w:t>
       </w:r>
       <w:bookmarkEnd w:id="12"/>
     </w:p>
@@ -1399,36 +1219,23 @@
         <w:pStyle w:val="FirstParagraph"/>
       </w:pPr>
       <w:r>
-        <w:t xml:space="preserve">It would be </w:t>
-      </w:r>
-      <w:proofErr w:type="gramStart"/>
-      <w:r>
-        <w:t>really cool</w:t>
-      </w:r>
-      <w:proofErr w:type="gramEnd"/>
-      <w:r>
-        <w:t xml:space="preserve"> if we could collectively put together a professional-looking word template that we all use. That way, with minimal effort we can all generate word documents from </w:t>
-      </w:r>
-      <w:proofErr w:type="spellStart"/>
-      <w:r>
-        <w:t>Rmarkdown</w:t>
-      </w:r>
-      <w:proofErr w:type="spellEnd"/>
-      <w:r>
-        <w:t xml:space="preserve"> that look like they came from the same organization; even informal analyses for </w:t>
+        <w:t xml:space="preserve">It would be really cool if we could collectively put together a professional-looking word template that we all use. That way, with minimal effort we can all generate word documents from Rmarkdown that look like they came from the same organization; even informal analyses for internal use look nice and are consistent with each other. Furthermore, it would be a nice thing to </w:t>
       </w:r>
       <w:r>
         <w:lastRenderedPageBreak/>
-        <w:t xml:space="preserve">internal use look nice and are consistent with each other. Furthermore, it would be a nice thing to give new employees or folks who are new to </w:t>
-      </w:r>
-      <w:proofErr w:type="gramStart"/>
-      <w:r>
-        <w:t>markdown</w:t>
-      </w:r>
-      <w:proofErr w:type="gramEnd"/>
-      <w:r>
-        <w:t xml:space="preserve"> something that looks good out of the box.</w:t>
-      </w:r>
+        <w:t>give new employees or folks who are new to markdown something that looks good out of the box.</w:t>
+      </w:r>
+      <w:r>
+        <w:t xml:space="preserve"> </w:t>
+      </w:r>
+      <w:hyperlink r:id="rId9" w:history="1">
+        <w:r>
+          <w:rPr>
+            <w:rStyle w:val="Hyperlink"/>
+          </w:rPr>
+          <w:t>link</w:t>
+        </w:r>
+      </w:hyperlink>
     </w:p>
     <w:p>
       <w:pPr>
@@ -1441,15 +1248,7 @@
         <w:t>we could have</w:t>
       </w:r>
       <w:r>
-        <w:t xml:space="preserve"> </w:t>
-      </w:r>
-      <w:proofErr w:type="spellStart"/>
-      <w:r>
-        <w:t>Rmarkdown</w:t>
-      </w:r>
-      <w:proofErr w:type="spellEnd"/>
-      <w:r>
-        <w:t xml:space="preserve"> documents which can be output to any format without any (or with few) further changes. Bonus points if PDF and Word documents look similar to each other.</w:t>
+        <w:t xml:space="preserve"> Rmarkdown documents which can be output to any format without any (or with few) further changes. Bonus points if PDF and Word documents look similar to each other.</w:t>
       </w:r>
       <w:bookmarkEnd w:id="15"/>
     </w:p>
@@ -1694,7 +1493,7 @@
       </w:pPr>
     </w:p>
     <w:sectPr>
-      <w:footerReference w:type="default" r:id="rId9"/>
+      <w:footerReference w:type="default" r:id="rId10"/>
       <w:pgSz w:w="12240" w:h="15840"/>
       <w:pgMar w:top="1440" w:right="1440" w:bottom="1440" w:left="1440" w:header="720" w:footer="576" w:gutter="0"/>
       <w:cols w:space="720"/>
@@ -3021,6 +2820,7 @@
     <w:rPr>
       <w:rFonts w:ascii="Times New Roman" w:hAnsi="Times New Roman"/>
       <w:sz w:val="20"/>
+      <w:szCs w:val="20"/>
     </w:rPr>
     <w:tblPr>
       <w:tblInd w:w="0" w:type="dxa"/>
@@ -3145,9 +2945,9 @@
     <w:name w:val="Hyperlink"/>
     <w:basedOn w:val="CaptionChar"/>
     <w:uiPriority w:val="99"/>
-    <w:rsid w:val="009C4BB8"/>
-    <w:rPr>
-      <w:color w:val="0006F0"/>
+    <w:rsid w:val="001051BD"/>
+    <w:rPr>
+      <w:color w:val="auto"/>
     </w:rPr>
   </w:style>
   <w:style w:type="paragraph" w:styleId="TOCHeading">
@@ -3759,6 +3559,18 @@
     <w:rPr>
       <w:sz w:val="16"/>
       <w:szCs w:val="16"/>
+    </w:rPr>
+  </w:style>
+  <w:style w:type="character" w:styleId="UnresolvedMention">
+    <w:name w:val="Unresolved Mention"/>
+    <w:basedOn w:val="DefaultParagraphFont"/>
+    <w:uiPriority w:val="99"/>
+    <w:semiHidden/>
+    <w:unhideWhenUsed/>
+    <w:rsid w:val="001051BD"/>
+    <w:rPr>
+      <w:color w:val="605E5C"/>
+      <w:shd w:val="clear" w:color="auto" w:fill="E1DFDD"/>
     </w:rPr>
   </w:style>
 </w:styles>
